--- a/src/main/resources/historico_campus_pesqueira.docx
+++ b/src/main/resources/historico_campus_pesqueira.docx
@@ -6,12 +6,13 @@
       <w:pPr>
         <w:pStyle w:val="Normal"/>
         <w:bidi w:val="0"/>
-        <w:jc w:val="start"/>
-        <w:rPr/>
-      </w:pPr>
-      <w:r>
-        <w:rPr/>
-        <w:tab/>
+        <w:spacing w:lineRule="auto" w:line="360"/>
+        <w:ind w:firstLine="709"/>
+        <w:jc w:val="both"/>
+        <w:rPr/>
+      </w:pPr>
+      <w:r>
+        <w:rPr/>
         <w:t>O Campus Pesqueira tem suas origens em 1987, com a criação da Unidade de Ensino Descentralizada (UNED) da Escola Técnica Federal de Pernambuco (ETFPE), resultado do processo nº 23000.013424/1987-37, no âmbito do Programa de Expansão do Ensino Técnico, idealizado pelo então ministro Marco Maciel, durante o governo José Sarney. O programa tinha como objetivo interiorizar o ensino técnico, ampliando o acesso de jovens do interior a oportunidades de formação e qualificação profissional. Entre as 90 cidades contempladas, Pesqueira foi a primeira do Agreste pernambucano a sediar uma escola técnica.</w:t>
       </w:r>
     </w:p>
@@ -19,7 +20,9 @@
       <w:pPr>
         <w:pStyle w:val="Normal"/>
         <w:bidi w:val="0"/>
-        <w:jc w:val="start"/>
+        <w:spacing w:lineRule="auto" w:line="360"/>
+        <w:ind w:firstLine="709"/>
+        <w:jc w:val="both"/>
         <w:rPr/>
       </w:pPr>
       <w:r>
@@ -31,12 +34,13 @@
       <w:pPr>
         <w:pStyle w:val="Normal"/>
         <w:bidi w:val="0"/>
-        <w:jc w:val="start"/>
-        <w:rPr/>
-      </w:pPr>
-      <w:r>
-        <w:rPr/>
-        <w:tab/>
+        <w:spacing w:lineRule="auto" w:line="360"/>
+        <w:ind w:firstLine="709"/>
+        <w:jc w:val="both"/>
+        <w:rPr/>
+      </w:pPr>
+      <w:r>
+        <w:rPr/>
         <w:t>Nos anos seguintes, a unidade consolidou sua estrutura e identidade institucional. Em 1994, passou a contar com direção própria, e entre 1996 e 2002, ampliou significativamente sua infraestrutura, com a construção de cantina, passarela intersetorial, ginásio poliesportivo, guarita, além da implantação de laboratórios e oficinas. Em 1998, foi criada a Unidade Gestora da UNED Pesqueira, fortalecendo a descentralização administrativa. Já em 1999, a transformação da Escola Técnica Federal de Pernambuco em Centro Federal de Educação Tecnológica de Pernambuco (CEFET-PE) possibilitou a diversificação dos cursos técnicos e, posteriormente, a implantação de cursos superiores.</w:t>
       </w:r>
     </w:p>
@@ -44,12 +48,13 @@
       <w:pPr>
         <w:pStyle w:val="Normal"/>
         <w:bidi w:val="0"/>
-        <w:jc w:val="start"/>
-        <w:rPr/>
-      </w:pPr>
-      <w:r>
-        <w:rPr/>
-        <w:tab/>
+        <w:spacing w:lineRule="auto" w:line="360"/>
+        <w:ind w:firstLine="709"/>
+        <w:jc w:val="both"/>
+        <w:rPr/>
+      </w:pPr>
+      <w:r>
+        <w:rPr/>
         <w:t>A partir de 2003, com novos investimentos e gestões comprometidas, a unidade ampliou sua atuação regional e iniciou a oferta de cursos de graduação, como a Licenciatura em Matemática (2007), consolidando-se como referência em educação profissional e tecnológica. Em 2008, ao celebrar 15 anos de atividades, o campus reafirmava sua importância na formação de jovens e adultos do Agreste. Nesse mesmo ano, com a promulgação da Lei nº 11.892/2008, que criou a Rede Federal de Educação Profissional, Científica e Tecnológica, a unidade foi oficialmente transformada em Campus Pesqueira do Instituto Federal de Pernambuco (IFPE).</w:t>
       </w:r>
     </w:p>
@@ -57,7 +62,9 @@
       <w:pPr>
         <w:pStyle w:val="Normal"/>
         <w:bidi w:val="0"/>
-        <w:jc w:val="start"/>
+        <w:spacing w:lineRule="auto" w:line="360"/>
+        <w:ind w:firstLine="709"/>
+        <w:jc w:val="both"/>
         <w:rPr/>
       </w:pPr>
       <w:r>
@@ -69,7 +76,9 @@
       <w:pPr>
         <w:pStyle w:val="Normal"/>
         <w:bidi w:val="0"/>
-        <w:jc w:val="start"/>
+        <w:spacing w:lineRule="auto" w:line="360"/>
+        <w:ind w:firstLine="709"/>
+        <w:jc w:val="both"/>
         <w:rPr/>
       </w:pPr>
       <w:r>
@@ -81,22 +90,24 @@
       <w:pPr>
         <w:pStyle w:val="Normal"/>
         <w:bidi w:val="0"/>
-        <w:jc w:val="start"/>
-        <w:rPr/>
-      </w:pPr>
-      <w:r>
-        <w:rPr/>
-        <w:tab/>
+        <w:spacing w:lineRule="auto" w:line="360"/>
+        <w:ind w:firstLine="709"/>
+        <w:jc w:val="both"/>
+        <w:rPr/>
+      </w:pPr>
+      <w:r>
+        <w:rPr/>
         <w:t>Atualmente, o IFPE – Campus Pesqueira reafirma sua vocação histórica como centro de excelência em educação profissional, científica e tecnológica, comprometido com a formação integral de seus estudantes e com o desenvolvimento social, cultural e econômico do Agreste pernambucano.</w:t>
       </w:r>
     </w:p>
     <w:sectPr>
       <w:type w:val="nextPage"/>
       <w:pgSz w:w="11906" w:h="16838"/>
-      <w:pgMar w:left="1134" w:right="1134" w:gutter="0" w:header="0" w:top="1134" w:footer="0" w:bottom="1134"/>
+      <w:pgMar w:left="1701" w:right="1134" w:gutter="0" w:header="0" w:top="1134" w:footer="0" w:bottom="1701"/>
       <w:pgNumType w:fmt="decimal"/>
       <w:formProt w:val="false"/>
       <w:textDirection w:val="lrTb"/>
+      <w:docGrid w:type="default" w:linePitch="100" w:charSpace="0"/>
     </w:sectPr>
   </w:body>
 </w:document>
@@ -116,7 +127,6 @@
     </w:rPrDefault>
     <w:pPrDefault>
       <w:pPr>
-        <w:widowControl/>
         <w:suppressAutoHyphens w:val="true"/>
       </w:pPr>
     </w:pPrDefault>
@@ -126,7 +136,10 @@
     <w:qFormat/>
     <w:pPr>
       <w:widowControl/>
+      <w:suppressAutoHyphens w:val="true"/>
       <w:bidi w:val="0"/>
+      <w:spacing w:before="0" w:after="0"/>
+      <w:jc w:val="left"/>
     </w:pPr>
     <w:rPr>
       <w:rFonts w:ascii="Liberation Serif" w:hAnsi="Liberation Serif" w:eastAsia="Noto Serif CJK SC" w:cs="FreeSans"/>

--- a/src/main/resources/historico_campus_pesqueira.docx
+++ b/src/main/resources/historico_campus_pesqueira.docx
@@ -4,99 +4,287 @@
   <w:body>
     <w:p>
       <w:pPr>
-        <w:pStyle w:val="Normal"/>
+        <w:pStyle w:val="BodyText"/>
         <w:bidi w:val="0"/>
         <w:spacing w:lineRule="auto" w:line="360"/>
         <w:ind w:firstLine="709"/>
         <w:jc w:val="both"/>
-        <w:rPr/>
-      </w:pPr>
-      <w:r>
-        <w:rPr/>
+        <w:rPr>
+          <w:rFonts w:ascii="Times New Roman" w:hAnsi="Times New Roman"/>
+          <w:b w:val="false"/>
+          <w:i w:val="false"/>
+          <w:caps w:val="false"/>
+          <w:smallCaps w:val="false"/>
+          <w:strike w:val="false"/>
+          <w:dstrike w:val="false"/>
+          <w:color w:val="000000"/>
+          <w:sz w:val="24"/>
+          <w:szCs w:val="24"/>
+          <w:u w:val="none"/>
+          <w:effect w:val="none"/>
+          <w:shd w:fill="auto" w:val="clear"/>
+        </w:rPr>
+      </w:pPr>
+      <w:bookmarkStart w:id="0" w:name="docs-internal-guid-a84eff74-7fff-99f9-48"/>
+      <w:bookmarkEnd w:id="0"/>
+      <w:r>
+        <w:rPr>
+          <w:rFonts w:ascii="Times New Roman" w:hAnsi="Times New Roman"/>
+          <w:b w:val="false"/>
+          <w:i w:val="false"/>
+          <w:caps w:val="false"/>
+          <w:smallCaps w:val="false"/>
+          <w:strike w:val="false"/>
+          <w:dstrike w:val="false"/>
+          <w:color w:val="000000"/>
+          <w:sz w:val="24"/>
+          <w:szCs w:val="24"/>
+          <w:u w:val="none"/>
+          <w:effect w:val="none"/>
+          <w:shd w:fill="auto" w:val="clear"/>
+        </w:rPr>
         <w:t>O Campus Pesqueira tem suas origens em 1987, com a criação da Unidade de Ensino Descentralizada (UNED) da Escola Técnica Federal de Pernambuco (ETFPE), resultado do processo nº 23000.013424/1987-37, no âmbito do Programa de Expansão do Ensino Técnico, idealizado pelo então ministro Marco Maciel, durante o governo José Sarney. O programa tinha como objetivo interiorizar o ensino técnico, ampliando o acesso de jovens do interior a oportunidades de formação e qualificação profissional. Entre as 90 cidades contempladas, Pesqueira foi a primeira do Agreste pernambucano a sediar uma escola técnica.</w:t>
       </w:r>
     </w:p>
     <w:p>
       <w:pPr>
-        <w:pStyle w:val="Normal"/>
-        <w:bidi w:val="0"/>
-        <w:spacing w:lineRule="auto" w:line="360"/>
-        <w:ind w:firstLine="709"/>
-        <w:jc w:val="both"/>
-        <w:rPr/>
-      </w:pPr>
-      <w:r>
-        <w:rPr/>
+        <w:pStyle w:val="BodyText"/>
+        <w:bidi w:val="0"/>
+        <w:spacing w:lineRule="auto" w:line="360" w:before="240" w:after="240"/>
+        <w:ind w:firstLine="720" w:left="0" w:right="0"/>
+        <w:jc w:val="both"/>
+        <w:rPr>
+          <w:rFonts w:ascii="Times New Roman" w:hAnsi="Times New Roman"/>
+          <w:b w:val="false"/>
+          <w:i w:val="false"/>
+          <w:caps w:val="false"/>
+          <w:smallCaps w:val="false"/>
+          <w:strike w:val="false"/>
+          <w:dstrike w:val="false"/>
+          <w:color w:val="000000"/>
+          <w:sz w:val="24"/>
+          <w:szCs w:val="24"/>
+          <w:u w:val="none"/>
+          <w:effect w:val="none"/>
+          <w:shd w:fill="auto" w:val="clear"/>
+        </w:rPr>
+      </w:pPr>
+      <w:r>
+        <w:rPr>
+          <w:rFonts w:ascii="Times New Roman" w:hAnsi="Times New Roman"/>
+          <w:b w:val="false"/>
+          <w:i w:val="false"/>
+          <w:caps w:val="false"/>
+          <w:smallCaps w:val="false"/>
+          <w:strike w:val="false"/>
+          <w:dstrike w:val="false"/>
+          <w:color w:val="000000"/>
+          <w:sz w:val="24"/>
+          <w:szCs w:val="24"/>
+          <w:u w:val="none"/>
+          <w:effect w:val="none"/>
+          <w:shd w:fill="auto" w:val="clear"/>
+        </w:rPr>
         <w:t>A autorização oficial de funcionamento ocorreu em 19 de outubro de 1992, por meio da Portaria MEC nº 1.533. Contudo, as atividades tiveram início apenas em 5 de abril de 1994, após a cessão de instalações pela Prefeitura Municipal de Pesqueira, sob a gestão do prefeito Evandro Maciel. Nesse momento, a UNED Pesqueira iniciou suas atividades com cursos técnicos integrados, recebendo 320 alunos em sua primeira turma.</w:t>
       </w:r>
     </w:p>
     <w:p>
       <w:pPr>
-        <w:pStyle w:val="Normal"/>
-        <w:bidi w:val="0"/>
-        <w:spacing w:lineRule="auto" w:line="360"/>
-        <w:ind w:firstLine="709"/>
-        <w:jc w:val="both"/>
-        <w:rPr/>
-      </w:pPr>
-      <w:r>
-        <w:rPr/>
+        <w:pStyle w:val="BodyText"/>
+        <w:bidi w:val="0"/>
+        <w:spacing w:lineRule="auto" w:line="360" w:before="240" w:after="240"/>
+        <w:ind w:firstLine="720" w:left="0" w:right="0"/>
+        <w:jc w:val="both"/>
+        <w:rPr>
+          <w:rFonts w:ascii="Times New Roman" w:hAnsi="Times New Roman"/>
+          <w:b w:val="false"/>
+          <w:i w:val="false"/>
+          <w:caps w:val="false"/>
+          <w:smallCaps w:val="false"/>
+          <w:strike w:val="false"/>
+          <w:dstrike w:val="false"/>
+          <w:color w:val="000000"/>
+          <w:sz w:val="24"/>
+          <w:szCs w:val="24"/>
+          <w:u w:val="none"/>
+          <w:effect w:val="none"/>
+          <w:shd w:fill="auto" w:val="clear"/>
+        </w:rPr>
+      </w:pPr>
+      <w:r>
+        <w:rPr>
+          <w:rFonts w:ascii="Times New Roman" w:hAnsi="Times New Roman"/>
+          <w:b w:val="false"/>
+          <w:i w:val="false"/>
+          <w:caps w:val="false"/>
+          <w:smallCaps w:val="false"/>
+          <w:strike w:val="false"/>
+          <w:dstrike w:val="false"/>
+          <w:color w:val="000000"/>
+          <w:sz w:val="24"/>
+          <w:szCs w:val="24"/>
+          <w:u w:val="none"/>
+          <w:effect w:val="none"/>
+          <w:shd w:fill="auto" w:val="clear"/>
+        </w:rPr>
         <w:t>Nos anos seguintes, a unidade consolidou sua estrutura e identidade institucional. Em 1994, passou a contar com direção própria, e entre 1996 e 2002, ampliou significativamente sua infraestrutura, com a construção de cantina, passarela intersetorial, ginásio poliesportivo, guarita, além da implantação de laboratórios e oficinas. Em 1998, foi criada a Unidade Gestora da UNED Pesqueira, fortalecendo a descentralização administrativa. Já em 1999, a transformação da Escola Técnica Federal de Pernambuco em Centro Federal de Educação Tecnológica de Pernambuco (CEFET-PE) possibilitou a diversificação dos cursos técnicos e, posteriormente, a implantação de cursos superiores.</w:t>
       </w:r>
     </w:p>
     <w:p>
       <w:pPr>
-        <w:pStyle w:val="Normal"/>
-        <w:bidi w:val="0"/>
-        <w:spacing w:lineRule="auto" w:line="360"/>
-        <w:ind w:firstLine="709"/>
-        <w:jc w:val="both"/>
-        <w:rPr/>
-      </w:pPr>
-      <w:r>
-        <w:rPr/>
+        <w:pStyle w:val="BodyText"/>
+        <w:bidi w:val="0"/>
+        <w:spacing w:lineRule="auto" w:line="360" w:before="240" w:after="240"/>
+        <w:ind w:firstLine="720" w:left="0" w:right="0"/>
+        <w:jc w:val="both"/>
+        <w:rPr>
+          <w:rFonts w:ascii="Times New Roman" w:hAnsi="Times New Roman"/>
+          <w:b w:val="false"/>
+          <w:i w:val="false"/>
+          <w:caps w:val="false"/>
+          <w:smallCaps w:val="false"/>
+          <w:strike w:val="false"/>
+          <w:dstrike w:val="false"/>
+          <w:color w:val="000000"/>
+          <w:sz w:val="24"/>
+          <w:szCs w:val="24"/>
+          <w:u w:val="none"/>
+          <w:effect w:val="none"/>
+          <w:shd w:fill="auto" w:val="clear"/>
+        </w:rPr>
+      </w:pPr>
+      <w:r>
+        <w:rPr>
+          <w:rFonts w:ascii="Times New Roman" w:hAnsi="Times New Roman"/>
+          <w:b w:val="false"/>
+          <w:i w:val="false"/>
+          <w:caps w:val="false"/>
+          <w:smallCaps w:val="false"/>
+          <w:strike w:val="false"/>
+          <w:dstrike w:val="false"/>
+          <w:color w:val="000000"/>
+          <w:sz w:val="24"/>
+          <w:szCs w:val="24"/>
+          <w:u w:val="none"/>
+          <w:effect w:val="none"/>
+          <w:shd w:fill="auto" w:val="clear"/>
+        </w:rPr>
         <w:t>A partir de 2003, com novos investimentos e gestões comprometidas, a unidade ampliou sua atuação regional e iniciou a oferta de cursos de graduação, como a Licenciatura em Matemática (2007), consolidando-se como referência em educação profissional e tecnológica. Em 2008, ao celebrar 15 anos de atividades, o campus reafirmava sua importância na formação de jovens e adultos do Agreste. Nesse mesmo ano, com a promulgação da Lei nº 11.892/2008, que criou a Rede Federal de Educação Profissional, Científica e Tecnológica, a unidade foi oficialmente transformada em Campus Pesqueira do Instituto Federal de Pernambuco (IFPE).</w:t>
       </w:r>
     </w:p>
     <w:p>
       <w:pPr>
-        <w:pStyle w:val="Normal"/>
-        <w:bidi w:val="0"/>
-        <w:spacing w:lineRule="auto" w:line="360"/>
-        <w:ind w:firstLine="709"/>
-        <w:jc w:val="both"/>
-        <w:rPr/>
-      </w:pPr>
-      <w:r>
-        <w:rPr/>
+        <w:pStyle w:val="BodyText"/>
+        <w:bidi w:val="0"/>
+        <w:spacing w:lineRule="auto" w:line="360" w:before="240" w:after="240"/>
+        <w:ind w:firstLine="720" w:left="0" w:right="0"/>
+        <w:jc w:val="both"/>
+        <w:rPr>
+          <w:rFonts w:ascii="Times New Roman" w:hAnsi="Times New Roman"/>
+          <w:b w:val="false"/>
+          <w:i w:val="false"/>
+          <w:caps w:val="false"/>
+          <w:smallCaps w:val="false"/>
+          <w:strike w:val="false"/>
+          <w:dstrike w:val="false"/>
+          <w:color w:val="000000"/>
+          <w:sz w:val="24"/>
+          <w:szCs w:val="24"/>
+          <w:u w:val="none"/>
+          <w:effect w:val="none"/>
+          <w:shd w:fill="auto" w:val="clear"/>
+        </w:rPr>
+      </w:pPr>
+      <w:r>
+        <w:rPr>
+          <w:rFonts w:ascii="Times New Roman" w:hAnsi="Times New Roman"/>
+          <w:b w:val="false"/>
+          <w:i w:val="false"/>
+          <w:caps w:val="false"/>
+          <w:smallCaps w:val="false"/>
+          <w:strike w:val="false"/>
+          <w:dstrike w:val="false"/>
+          <w:color w:val="000000"/>
+          <w:sz w:val="24"/>
+          <w:szCs w:val="24"/>
+          <w:u w:val="none"/>
+          <w:effect w:val="none"/>
+          <w:shd w:fill="auto" w:val="clear"/>
+        </w:rPr>
         <w:t>Na década seguinte, o campus destacou-se pela qualidade de seus cursos técnicos e superiores. Em 2009, iniciou a Licenciatura em Física e transformou o curso técnico em Enfermagem em Bacharelado. O desempenho acadêmico ganhou reconhecimento nacional: no ENADE 2008, a Licenciatura em Matemática obteve o melhor resultado do Nordeste, e no ENEM 2010, o campus foi apontado como destaque entre as instituições públicas do país.</w:t>
       </w:r>
     </w:p>
     <w:p>
       <w:pPr>
-        <w:pStyle w:val="Normal"/>
-        <w:bidi w:val="0"/>
-        <w:spacing w:lineRule="auto" w:line="360"/>
-        <w:ind w:firstLine="709"/>
-        <w:jc w:val="both"/>
-        <w:rPr/>
-      </w:pPr>
-      <w:r>
-        <w:rPr/>
+        <w:pStyle w:val="BodyText"/>
+        <w:bidi w:val="0"/>
+        <w:spacing w:lineRule="auto" w:line="360" w:before="240" w:after="240"/>
+        <w:ind w:firstLine="720" w:left="0" w:right="0"/>
+        <w:jc w:val="both"/>
+        <w:rPr>
+          <w:rFonts w:ascii="Times New Roman" w:hAnsi="Times New Roman"/>
+          <w:b w:val="false"/>
+          <w:i w:val="false"/>
+          <w:caps w:val="false"/>
+          <w:smallCaps w:val="false"/>
+          <w:strike w:val="false"/>
+          <w:dstrike w:val="false"/>
+          <w:color w:val="000000"/>
+          <w:sz w:val="24"/>
+          <w:szCs w:val="24"/>
+          <w:u w:val="none"/>
+          <w:effect w:val="none"/>
+          <w:shd w:fill="auto" w:val="clear"/>
+        </w:rPr>
+      </w:pPr>
+      <w:r>
+        <w:rPr>
+          <w:rFonts w:ascii="Times New Roman" w:hAnsi="Times New Roman"/>
+          <w:b w:val="false"/>
+          <w:i w:val="false"/>
+          <w:caps w:val="false"/>
+          <w:smallCaps w:val="false"/>
+          <w:strike w:val="false"/>
+          <w:dstrike w:val="false"/>
+          <w:color w:val="000000"/>
+          <w:sz w:val="24"/>
+          <w:szCs w:val="24"/>
+          <w:u w:val="none"/>
+          <w:effect w:val="none"/>
+          <w:shd w:fill="auto" w:val="clear"/>
+        </w:rPr>
         <w:t>Além do ensino, o Campus Pesqueira consolidou uma forte atuação em pesquisa e extensão, com grupos de pesquisa cadastrados no CNPq, participação em eventos científicos nacionais e internacionais e projetos financiados por instituições como CAPES, CNPq, PETROBRAS e FACEPE. Entre as iniciativas de maior impacto, destacam-se o Programa Institucional de Bolsas de Iniciação à Docência (PIBID) e o Observatório Astronômico, desenvolvido pelo Clube de Astronomia Vega.</w:t>
       </w:r>
     </w:p>
     <w:p>
       <w:pPr>
-        <w:pStyle w:val="Normal"/>
-        <w:bidi w:val="0"/>
-        <w:spacing w:lineRule="auto" w:line="360"/>
-        <w:ind w:firstLine="709"/>
-        <w:jc w:val="both"/>
-        <w:rPr/>
-      </w:pPr>
-      <w:r>
-        <w:rPr/>
+        <w:pStyle w:val="BodyText"/>
+        <w:bidi w:val="0"/>
+        <w:spacing w:lineRule="auto" w:line="360" w:before="240" w:after="240"/>
+        <w:ind w:firstLine="720" w:left="0" w:right="0"/>
+        <w:jc w:val="both"/>
+        <w:rPr>
+          <w:rFonts w:ascii="Times New Roman" w:hAnsi="Times New Roman"/>
+          <w:sz w:val="24"/>
+          <w:szCs w:val="24"/>
+        </w:rPr>
+      </w:pPr>
+      <w:r>
+        <w:rPr>
+          <w:rFonts w:ascii="Times New Roman" w:hAnsi="Times New Roman"/>
+          <w:b w:val="false"/>
+          <w:i w:val="false"/>
+          <w:caps w:val="false"/>
+          <w:smallCaps w:val="false"/>
+          <w:strike w:val="false"/>
+          <w:dstrike w:val="false"/>
+          <w:color w:val="000000"/>
+          <w:sz w:val="24"/>
+          <w:szCs w:val="24"/>
+          <w:u w:val="none"/>
+          <w:effect w:val="none"/>
+          <w:shd w:fill="auto" w:val="clear"/>
+        </w:rPr>
         <w:t>Atualmente, o IFPE – Campus Pesqueira reafirma sua vocação histórica como centro de excelência em educação profissional, científica e tecnológica, comprometido com a formação integral de seus estudantes e com o desenvolvimento social, cultural e econômico do Agreste pernambucano.</w:t>
       </w:r>
     </w:p>
